--- a/resources/templates/02预算执行通知书.docx
+++ b/resources/templates/02预算执行通知书.docx
@@ -1,6 +1,6 @@
 
 <file path=word/document.xml><?xml version="1.0" encoding="UTF-8" standalone="yes"?>
-<w:document xmlns:wpc="http://schemas.microsoft.com/office/word/2010/wordprocessingCanvas" xmlns:mc="http://schemas.openxmlformats.org/markup-compatibility/2006" xmlns:o="urn:schemas-microsoft-com:office:office" xmlns:r="http://schemas.openxmlformats.org/officeDocument/2006/relationships" xmlns:m="http://schemas.openxmlformats.org/officeDocument/2006/math" xmlns:v="urn:schemas-microsoft-com:vml" xmlns:wp14="http://schemas.microsoft.com/office/word/2010/wordprocessingDrawing" xmlns:wp="http://schemas.openxmlformats.org/drawingml/2006/wordprocessingDrawing" xmlns:w="http://schemas.openxmlformats.org/wordprocessingml/2006/main" xmlns:w14="http://schemas.microsoft.com/office/word/2010/wordml" xmlns:w10="urn:schemas-microsoft-com:office:word" xmlns:w15="http://schemas.microsoft.com/office/word/2012/wordml" xmlns:wpg="http://schemas.microsoft.com/office/word/2010/wordprocessingGroup" xmlns:wpi="http://schemas.microsoft.com/office/word/2010/wordprocessingInk" xmlns:wne="http://schemas.microsoft.com/office/word/2006/wordml" xmlns:wps="http://schemas.microsoft.com/office/word/2010/wordprocessingShape" xmlns:wpsCustomData="http://www.wps.cn/officeDocument/2013/wpsCustomData" mc:Ignorable="w14 w15 wp14"><w:body><w:p><w:pPr><w:keepNext w:val="0"/><w:keepLines w:val="0"/><w:pageBreakBefore w:val="0"/><w:widowControl w:val="0"/><w:kinsoku/><w:wordWrap/><w:overflowPunct/><w:topLinePunct w:val="0"/><w:autoSpaceDE/><w:autoSpaceDN/><w:bidi w:val="0"/><w:adjustRightInd w:val="0"/><w:snapToGrid w:val="0"/><w:spacing w:line="579" w:lineRule="exact"/><w:textAlignment w:val="auto"/><w:rPr><w:rFonts w:hint="default" w:ascii="Times New Roman" w:hAnsi="Times New Roman" w:eastAsia="黑体" w:cs="Times New Roman"/><w:color w:val="auto"/><w:sz w:val="32"/><w:lang w:eastAsia="zh-CN"/></w:rPr></w:pPr></w:p><w:p><w:pPr><w:pStyle w:val="6"/><w:keepNext w:val="0"/><w:keepLines w:val="0"/><w:pageBreakBefore w:val="0"/><w:widowControl w:val="0"/><w:kinsoku/><w:wordWrap/><w:overflowPunct/><w:topLinePunct w:val="0"/><w:autoSpaceDE/><w:autoSpaceDN/><w:bidi w:val="0"/><w:adjustRightInd w:val="0"/><w:snapToGrid w:val="0"/><w:spacing w:line="579" w:lineRule="exact"/><w:jc w:val="center"/><w:textAlignment w:val="auto"/><w:rPr><w:rFonts w:hint="default" w:ascii="Times New Roman" w:hAnsi="Times New Roman" w:cs="Times New Roman"/><w:color w:val="auto"/></w:rPr></w:pPr><w:bookmarkStart w:id="0" w:name="_GoBack"/><w:bookmarkEnd w:id="0"/><w:r><w:rPr><w:rFonts w:hint="default" w:ascii="Times New Roman" w:hAnsi="Times New Roman" w:cs="Times New Roman"/><w:color w:val="auto"/></w:rPr><w:t>{documentNumber}</w:t></w:r></w:p><w:p><w:pPr><w:keepNext w:val="0"/><w:keepLines w:val="0"/><w:pageBreakBefore w:val="0"/><w:widowControl w:val="0"/><w:kinsoku/><w:wordWrap/><w:overflowPunct/><w:topLinePunct w:val="0"/><w:autoSpaceDE/><w:autoSpaceDN/><w:bidi w:val="0"/><w:adjustRightInd/><w:snapToGrid/><w:spacing w:before="101" w:line="580" w:lineRule="exact"/><w:jc w:val="center"/><w:textAlignment w:val="auto"/><w:rPr><w:rFonts w:hint="eastAsia" w:ascii="方正小标宋简体" w:hAnsi="方正小标宋简体" w:eastAsia="方正小标宋简体" w:cs="方正小标宋简体"/><w:b w:val="0"/><w:bCs w:val="0"/><w:i w:val="0"/><w:iCs w:val="0"/><w:sz w:val="44"/><w:szCs w:val="44"/></w:rPr></w:pPr><w:r><w:rPr><w:rFonts w:hint="eastAsia" w:ascii="方正小标宋简体" w:hAnsi="方正小标宋简体" w:eastAsia="方正小标宋简体" w:cs="方正小标宋简体"/><w:b w:val="0"/><w:bCs w:val="0"/><w:spacing w:val="-7"/><w:sz w:val="44"/><w:szCs w:val="44"/><w:lang w:val="en-US" w:eastAsia="zh-CN"/></w:rPr><w:t>{auditOrg}</w:t></w:r><w:r><w:rPr><w:rFonts w:hint="eastAsia" w:ascii="方正小标宋简体" w:hAnsi="方正小标宋简体" w:eastAsia="方正小标宋简体" w:cs="方正小标宋简体"/><w:b w:val="0"/><w:bCs w:val="0"/><w:spacing w:val="-7"/><w:sz w:val="44"/><w:szCs w:val="44"/></w:rPr><w:t>关于</w:t></w:r><w:r><w:rPr><w:rFonts w:hint="eastAsia" w:ascii="方正小标宋简体" w:hAnsi="方正小标宋简体" w:eastAsia="方正小标宋简体" w:cs="方正小标宋简体"/><w:b w:val="0"/><w:bCs w:val="0"/><w:spacing w:val="-7"/><w:sz w:val="44"/><w:szCs w:val="44"/></w:rPr><w:br w:type="textWrapping"/></w:r><w:r><w:rPr><w:rFonts w:hint="eastAsia" w:ascii="方正小标宋简体" w:hAnsi="方正小标宋简体" w:eastAsia="方正小标宋简体" w:cs="方正小标宋简体"/><w:b w:val="0"/><w:bCs w:val="0"/><w:spacing w:val="-7"/><w:sz w:val="44"/><w:szCs w:val="44"/><w:lang w:val="en-US" w:eastAsia="zh-CN"/></w:rPr><w:t>开展{auditedUnit}</w:t></w:r><w:r><w:rPr><w:rFonts w:hint="eastAsia" w:ascii="方正小标宋简体" w:hAnsi="方正小标宋简体" w:eastAsia="方正小标宋简体" w:cs="方正小标宋简体"/><w:b w:val="0"/><w:bCs w:val="0"/><w:i w:val="0"/><w:iCs w:val="0"/><w:spacing w:val="-7"/><w:sz w:val="44"/><w:szCs w:val="44"/><w:lang w:val="en-US" w:eastAsia="zh-CN"/></w:rPr><w:t></w:t></w:r><w:r><w:rPr><w:rFonts w:hint="eastAsia" w:ascii="方正小标宋简体" w:hAnsi="方正小标宋简体" w:eastAsia="方正小标宋简体" w:cs="方正小标宋简体"/><w:b w:val="0"/><w:bCs w:val="0"/><w:spacing w:val="-7"/><w:sz w:val="44"/><w:szCs w:val="44"/><w:lang w:val="en-US" w:eastAsia="zh-CN"/></w:rPr><w:t>部门预算执行情况的通知</w:t></w:r></w:p><w:p><w:pPr><w:keepNext w:val="0"/><w:keepLines w:val="0"/><w:pageBreakBefore w:val="0"/><w:widowControl w:val="0"/><w:kinsoku/><w:wordWrap/><w:overflowPunct/><w:topLinePunct w:val="0"/><w:autoSpaceDE/><w:autoSpaceDN/><w:bidi w:val="0"/><w:adjustRightInd/><w:snapToGrid/><w:spacing w:line="560" w:lineRule="exact"/><w:textAlignment w:val="auto"/><w:rPr><w:rFonts w:ascii="Arial"/><w:sz w:val="21"/></w:rPr></w:pPr></w:p><w:p><w:pPr><w:pStyle w:val="5"/><w:keepNext w:val="0"/><w:keepLines w:val="0"/><w:pageBreakBefore w:val="0"/><w:widowControl w:val="0"/><w:kinsoku/><w:wordWrap/><w:overflowPunct/><w:topLinePunct w:val="0"/><w:autoSpaceDE/><w:autoSpaceDN/><w:bidi w:val="0"/><w:adjustRightInd/><w:snapToGrid/><w:spacing w:line="240" w:lineRule="auto"/><w:textAlignment w:val="auto"/><w:rPr><w:rFonts w:hint="eastAsia" w:ascii="仿宋_GB2312" w:hAnsi="仿宋_GB2312" w:eastAsia="仿宋_GB2312" w:cs="仿宋_GB2312"/><w:spacing w:val="-5"/><w:sz w:val="32"/><w:szCs w:val="32"/></w:rPr></w:pPr><w:r><w:rPr><w:rFonts w:hint="eastAsia" w:ascii="仿宋_GB2312" w:hAnsi="仿宋_GB2312" w:eastAsia="仿宋_GB2312" w:cs="仿宋_GB2312"/><w:spacing w:val="-5"/><w:sz w:val="32"/><w:szCs w:val="32"/></w:rPr><w:t>{auditedUnit}：</w:t></w:r></w:p><w:p><w:pPr><w:pStyle w:val="5"/><w:keepNext w:val="0"/><w:keepLines w:val="0"/><w:pageBreakBefore w:val="0"/><w:widowControl w:val="0"/><w:kinsoku/><w:wordWrap/><w:overflowPunct/><w:topLinePunct w:val="0"/><w:autoSpaceDE/><w:autoSpaceDN/><w:bidi w:val="0"/><w:adjustRightInd/><w:snapToGrid/><w:spacing w:line="240" w:lineRule="auto"/><w:ind w:firstLine="612" w:firstLineChars="200"/><w:textAlignment w:val="auto"/><w:rPr><w:rFonts w:hint="eastAsia" w:ascii="仿宋_GB2312" w:hAnsi="仿宋_GB2312" w:eastAsia="仿宋_GB2312" w:cs="仿宋_GB2312"/><w:spacing w:val="-5"/><w:sz w:val="32"/><w:szCs w:val="32"/></w:rPr></w:pPr><w:r><w:rPr><w:rFonts w:hint="eastAsia" w:ascii="仿宋_GB2312" w:hAnsi="仿宋_GB2312" w:eastAsia="仿宋_GB2312" w:cs="仿宋_GB2312"/><w:spacing w:val="-5"/><w:sz w:val="32"/><w:szCs w:val="32"/></w:rPr><w:t>根据《中华人民共和国审计法》第十八条、第二十一条的规定，{auditOrg}</w:t></w:r><w:r><w:rPr><w:rFonts w:hint="eastAsia" w:ascii="仿宋_GB2312" w:hAnsi="仿宋_GB2312" w:eastAsia="仿宋_GB2312" w:cs="仿宋_GB2312"/><w:spacing w:val="-5"/><w:sz w:val="32"/><w:szCs w:val="32"/><w:lang w:val="en-US" w:eastAsia="zh-CN"/></w:rPr><w:t></w:t></w:r><w:r><w:rPr><w:rFonts w:hint="eastAsia" w:ascii="仿宋_GB2312" w:hAnsi="仿宋_GB2312" w:eastAsia="仿宋_GB2312" w:cs="仿宋_GB2312"/><w:spacing w:val="-5"/><w:sz w:val="32"/><w:szCs w:val="32"/></w:rPr><w:t>派出审计组，自{auditStartDate}起，对你单位{auditYear}年度部门预算执行情况进行审计，必要时将追溯到相关年度或者延伸审计有关单位。请予以配合，并提供有关资料（包括电子数据资料）和必要的工作条件。{auditedUnit}负责人应当对所提供资料的及时性、真实性和完整性负责，并作出书面承诺。</w:t></w:r></w:p><w:p><w:pPr><w:pStyle w:val="5"/><w:keepNext w:val="0"/><w:keepLines w:val="0"/><w:pageBreakBefore w:val="0"/><w:widowControl w:val="0"/><w:kinsoku/><w:wordWrap/><w:overflowPunct/><w:topLinePunct w:val="0"/><w:autoSpaceDE/><w:autoSpaceDN/><w:bidi w:val="0"/><w:adjustRightInd/><w:snapToGrid/><w:spacing w:line="240" w:lineRule="auto"/><w:ind w:firstLine="612" w:firstLineChars="200"/><w:textAlignment w:val="auto"/><w:rPr><w:rFonts w:hint="eastAsia" w:ascii="仿宋_GB2312" w:hAnsi="仿宋_GB2312" w:eastAsia="仿宋_GB2312" w:cs="仿宋_GB2312"/><w:spacing w:val="-5"/><w:sz w:val="32"/><w:szCs w:val="32"/></w:rPr></w:pPr><w:r><w:rPr><w:rFonts w:hint="eastAsia" w:ascii="仿宋_GB2312" w:hAnsi="仿宋_GB2312" w:eastAsia="仿宋_GB2312" w:cs="仿宋_GB2312"/><w:spacing w:val="-5"/><w:sz w:val="32"/><w:szCs w:val="32"/></w:rPr><w:t>审计组由{auditOrg}</w:t></w:r><w:r><w:rPr><w:rFonts w:hint="eastAsia" w:ascii="仿宋_GB2312" w:hAnsi="仿宋_GB2312" w:eastAsia="仿宋_GB2312" w:cs="仿宋_GB2312"/><w:spacing w:val="-5"/><w:sz w:val="32"/><w:szCs w:val="32"/><w:lang w:val="en-US" w:eastAsia="zh-CN"/></w:rPr><w:t></w:t></w:r><w:r><w:rPr><w:rFonts w:hint="eastAsia" w:ascii="仿宋_GB2312" w:hAnsi="仿宋_GB2312" w:eastAsia="仿宋_GB2312" w:cs="仿宋_GB2312"/><w:spacing w:val="-5"/><w:sz w:val="32"/><w:szCs w:val="32"/></w:rPr><w:t>人员组成，审计组组长由{teamLeader}担任，副组长由{teamDeputyLeader}担任，成员包括{teamMembers}</w:t></w:r></w:p><w:p><w:pPr><w:pStyle w:val="5"/><w:keepNext w:val="0"/><w:keepLines w:val="0"/><w:pageBreakBefore w:val="0"/><w:widowControl w:val="0"/><w:kinsoku/><w:wordWrap/><w:overflowPunct/><w:topLinePunct w:val="0"/><w:autoSpaceDE/><w:autoSpaceDN/><w:bidi w:val="0"/><w:adjustRightInd/><w:snapToGrid/><w:spacing w:before="129" w:line="540" w:lineRule="exact"/><w:ind w:left="214" w:right="72" w:firstLine="475"/><w:textAlignment w:val="auto"/><w:rPr><w:rFonts w:hint="eastAsia" w:ascii="仿宋_GB2312" w:hAnsi="仿宋_GB2312" w:eastAsia="仿宋_GB2312" w:cs="仿宋_GB2312"/><w:spacing w:val="10"/><w:sz w:val="32"/><w:szCs w:val="32"/></w:rPr></w:pPr></w:p><w:p><w:pPr><w:pStyle w:val="5"/><w:keepNext w:val="0"/><w:keepLines w:val="0"/><w:pageBreakBefore w:val="0"/><w:widowControl w:val="0"/><w:kinsoku/><w:wordWrap/><w:overflowPunct/><w:topLinePunct w:val="0"/><w:autoSpaceDE/><w:autoSpaceDN/><w:bidi w:val="0"/><w:adjustRightInd/><w:snapToGrid/><w:spacing w:line="240" w:lineRule="auto"/><w:ind w:firstLine="612" w:firstLineChars="200"/><w:textAlignment w:val="auto"/><w:rPr><w:rFonts w:hint="eastAsia" w:ascii="仿宋_GB2312" w:hAnsi="仿宋_GB2312" w:eastAsia="仿宋_GB2312" w:cs="仿宋_GB2312"/><w:spacing w:val="-5"/><w:sz w:val="32"/><w:szCs w:val="32"/></w:rPr></w:pPr><w:r><w:rPr><w:rFonts w:hint="eastAsia" w:ascii="仿宋_GB2312" w:hAnsi="仿宋_GB2312" w:eastAsia="仿宋_GB2312" w:cs="仿宋_GB2312"/><w:spacing w:val="-5"/><w:sz w:val="32"/><w:szCs w:val="32"/></w:rPr><w:t>附件：审计“八不准”工作纪律</w:t></w:r></w:p><w:p><w:pPr><w:keepNext w:val="0"/><w:keepLines w:val="0"/><w:pageBreakBefore w:val="0"/><w:widowControl w:val="0"/><w:kinsoku/><w:wordWrap/><w:overflowPunct/><w:topLinePunct w:val="0"/><w:autoSpaceDE/><w:autoSpaceDN/><w:bidi w:val="0"/><w:adjustRightInd/><w:snapToGrid/><w:spacing w:line="540" w:lineRule="exact"/><w:textAlignment w:val="auto"/><w:rPr><w:rFonts w:ascii="Arial"/><w:sz w:val="21"/></w:rPr></w:pPr></w:p><w:p><w:pPr><w:pStyle w:val="5"/><w:keepNext w:val="0"/><w:keepLines w:val="0"/><w:pageBreakBefore w:val="0"/><w:widowControl w:val="0"/><w:kinsoku/><w:wordWrap/><w:overflowPunct/><w:topLinePunct w:val="0"/><w:autoSpaceDE/><w:autoSpaceDN/><w:bidi w:val="0"/><w:adjustRightInd/><w:snapToGrid/><w:spacing w:before="132" w:line="540" w:lineRule="exact"/><w:ind w:firstLine="5738" w:firstLineChars="1900"/><w:textAlignment w:val="auto"/><w:rPr><w:rFonts w:hint="eastAsia" w:ascii="仿宋_GB2312" w:hAnsi="仿宋_GB2312" w:eastAsia="仿宋_GB2312" w:cs="仿宋_GB2312"/><w:b w:val="0"/><w:bCs w:val="0"/><w:spacing w:val="-7"/><w:sz w:val="32"/><w:szCs w:val="32"/><w:lang w:val="en-US" w:eastAsia="zh-CN"/></w:rPr></w:pPr><w:r><w:rPr><w:rFonts w:hint="eastAsia" w:ascii="仿宋_GB2312" w:hAnsi="仿宋_GB2312" w:eastAsia="仿宋_GB2312" w:cs="仿宋_GB2312"/><w:b w:val="0"/><w:bCs w:val="0"/><w:spacing w:val="-7"/><w:sz w:val="32"/><w:szCs w:val="32"/><w:lang w:val="en-US" w:eastAsia="zh-CN"/></w:rPr><w:t>{auditOrg}</w:t></w:r></w:p><w:p><w:pPr><w:pStyle w:val="5"/><w:keepNext w:val="0"/><w:keepLines w:val="0"/><w:pageBreakBefore w:val="0"/><w:widowControl w:val="0"/><w:kinsoku/><w:wordWrap/><w:overflowPunct/><w:topLinePunct w:val="0"/><w:autoSpaceDE/><w:autoSpaceDN/><w:bidi w:val="0"/><w:adjustRightInd/><w:snapToGrid/><w:spacing w:before="132" w:line="540" w:lineRule="exact"/><w:ind w:firstLine="5814" w:firstLineChars="1900"/><w:textAlignment w:val="auto"/><w:rPr><w:rFonts w:hint="eastAsia" w:ascii="仿宋_GB2312" w:hAnsi="仿宋_GB2312" w:cs="仿宋_GB2312"/><w:spacing w:val="11"/><w:sz w:val="32"/><w:szCs w:val="32"/><w:lang w:val="en-US" w:eastAsia="zh-CN"/></w:rPr></w:pPr><w:r><w:rPr><w:r><w:rPr><w:rFonts w:hint="eastAsia" w:ascii="仿宋_GB2312" w:hAnsi="仿宋_GB2312" w:eastAsia="仿宋_GB2312" w:cs="仿宋_GB2312"/><w:spacing w:val="11"/><w:sz w:val="32"/><w:szCs w:val="32"/></w:rPr><w:t>{issueDate}</w:t></w:r><w:r><w:rPr><w:rFonts w:hint="eastAsia" w:ascii="仿宋_GB2312" w:hAnsi="仿宋_GB2312" w:cs="仿宋_GB2312"/><w:spacing w:val="11"/><w:sz w:val="32"/><w:szCs w:val="32"/><w:lang w:val="en-US" w:eastAsia="zh-CN"/></w:rPr><w:t></w:t></w:r></w:p><w:p><w:pPr><w:rPr><w:rFonts w:hint="eastAsia" w:ascii="仿宋_GB2312" w:hAnsi="仿宋_GB2312" w:cs="仿宋_GB2312"/><w:spacing w:val="11"/><w:sz w:val="32"/><w:szCs w:val="32"/><w:lang w:val="en-US" w:eastAsia="zh-CN"/></w:rPr></w:pPr></w:p><w:p><w:pPr><w:pStyle w:val="2"/><w:rPr><w:rFonts w:hint="eastAsia" w:ascii="仿宋_GB2312" w:hAnsi="仿宋_GB2312" w:cs="仿宋_GB2312"/><w:spacing w:val="11"/><w:sz w:val="32"/><w:szCs w:val="32"/><w:lang w:val="en-US" w:eastAsia="zh-CN"/></w:rPr></w:pPr></w:p><w:p><w:pPr><w:pStyle w:val="3"/><w:rPr><w:rFonts w:hint="eastAsia" w:ascii="仿宋_GB2312" w:hAnsi="仿宋_GB2312" w:cs="仿宋_GB2312"/><w:spacing w:val="11"/><w:sz w:val="32"/><w:szCs w:val="32"/><w:lang w:val="en-US" w:eastAsia="zh-CN"/></w:rPr></w:pPr></w:p><w:p><w:pPr><w:rPr><w:rFonts w:hint="eastAsia" w:ascii="仿宋_GB2312" w:hAnsi="仿宋_GB2312" w:cs="仿宋_GB2312"/><w:spacing w:val="11"/><w:sz w:val="32"/><w:szCs w:val="32"/><w:lang w:val="en-US" w:eastAsia="zh-CN"/></w:rPr></w:pPr></w:p><w:p><w:pPr><w:pStyle w:val="2"/><w:rPr><w:rFonts w:hint="eastAsia" w:ascii="仿宋_GB2312" w:hAnsi="仿宋_GB2312" w:cs="仿宋_GB2312"/><w:spacing w:val="11"/><w:sz w:val="32"/><w:szCs w:val="32"/><w:lang w:val="en-US" w:eastAsia="zh-CN"/></w:rPr></w:pPr></w:p><w:p><w:pPr><w:pStyle w:val="3"/><w:rPr><w:rFonts w:hint="eastAsia" w:ascii="仿宋_GB2312" w:hAnsi="仿宋_GB2312" w:cs="仿宋_GB2312"/><w:spacing w:val="11"/><w:sz w:val="32"/><w:szCs w:val="32"/><w:lang w:val="en-US" w:eastAsia="zh-CN"/></w:rPr></w:pPr></w:p><w:p><w:pPr><w:rPr><w:rFonts w:hint="eastAsia" w:ascii="仿宋_GB2312" w:hAnsi="仿宋_GB2312" w:cs="仿宋_GB2312"/><w:spacing w:val="11"/><w:sz w:val="32"/><w:szCs w:val="32"/><w:lang w:val="en-US" w:eastAsia="zh-CN"/></w:rPr></w:pPr></w:p><w:p><w:pPr><w:pStyle w:val="2"/><w:rPr><w:rFonts w:hint="eastAsia" w:ascii="仿宋_GB2312" w:hAnsi="仿宋_GB2312" w:cs="仿宋_GB2312"/><w:spacing w:val="11"/><w:sz w:val="32"/><w:szCs w:val="32"/><w:lang w:val="en-US" w:eastAsia="zh-CN"/></w:rPr></w:pPr></w:p><w:p><w:pPr><w:pStyle w:val="3"/><w:rPr><w:rFonts w:hint="eastAsia" w:ascii="仿宋_GB2312" w:hAnsi="仿宋_GB2312" w:cs="仿宋_GB2312"/><w:spacing w:val="11"/><w:sz w:val="32"/><w:szCs w:val="32"/><w:lang w:val="en-US" w:eastAsia="zh-CN"/></w:rPr></w:pPr></w:p><w:p><w:pPr><w:rPr><w:rFonts w:hint="eastAsia" w:ascii="仿宋_GB2312" w:hAnsi="仿宋_GB2312" w:cs="仿宋_GB2312"/><w:spacing w:val="11"/><w:sz w:val="32"/><w:szCs w:val="32"/><w:lang w:val="en-US" w:eastAsia="zh-CN"/></w:rPr></w:pPr></w:p><w:p><w:pPr><w:pStyle w:val="2"/><w:rPr><w:rFonts w:hint="eastAsia" w:ascii="仿宋_GB2312" w:hAnsi="仿宋_GB2312" w:cs="仿宋_GB2312"/><w:spacing w:val="11"/><w:sz w:val="32"/><w:szCs w:val="32"/><w:lang w:val="en-US" w:eastAsia="zh-CN"/></w:rPr></w:pPr></w:p><w:p><w:pPr><w:pStyle w:val="3"/><w:rPr><w:rFonts w:hint="eastAsia" w:ascii="仿宋_GB2312" w:hAnsi="仿宋_GB2312" w:cs="仿宋_GB2312"/><w:spacing w:val="11"/><w:sz w:val="32"/><w:szCs w:val="32"/><w:lang w:val="en-US" w:eastAsia="zh-CN"/></w:rPr></w:pPr></w:p><w:p><w:pPr><w:rPr><w:rFonts w:hint="eastAsia" w:ascii="仿宋_GB2312" w:hAnsi="仿宋_GB2312" w:cs="仿宋_GB2312"/><w:spacing w:val="11"/><w:sz w:val="32"/><w:szCs w:val="32"/><w:lang w:val="en-US" w:eastAsia="zh-CN"/></w:rPr></w:pPr></w:p><w:p><w:pPr><w:pStyle w:val="2"/><w:rPr><w:rFonts w:hint="eastAsia"/><w:lang w:val="en-US" w:eastAsia="zh-CN"/></w:rPr></w:pPr></w:p><w:p><w:pPr><w:keepNext w:val="0"/><w:keepLines w:val="0"/><w:pageBreakBefore w:val="0"/><w:widowControl w:val="0"/><w:pBdr><w:top w:val="single" w:color="auto" w:sz="12" w:space="1"/><w:left w:val="none" w:color="auto" w:sz="0" w:space="4"/><w:bottom w:val="none" w:color="auto" w:sz="0" w:space="1"/><w:right w:val="none" w:color="auto" w:sz="0" w:space="4"/><w:between w:val="none" w:color="auto" w:sz="0" w:space="0"/></w:pBdr><w:kinsoku/><w:wordWrap/><w:overflowPunct/><w:topLinePunct w:val="0"/><w:autoSpaceDE/><w:autoSpaceDN/><w:bidi w:val="0"/><w:adjustRightInd w:val="0"/><w:snapToGrid w:val="0"/><w:spacing w:line="500" w:lineRule="exact"/><w:ind w:left="0" w:leftChars="0" w:right="0" w:rightChars="0" w:firstLine="0" w:firstLineChars="0"/><w:jc w:val="both"/><w:textAlignment w:val="auto"/><w:outlineLvl w:val="9"/><w:rPr><w:rFonts w:hint="default" w:ascii="Times New Roman" w:hAnsi="Times New Roman" w:eastAsia="仿宋_GB2312" w:cs="Times New Roman"/><w:color w:val="auto"/><w:sz w:val="28"/><w:szCs w:val="28"/><w:lang w:val="en-US" w:eastAsia="zh-CN"/></w:rPr></w:pPr><w:r><w:rPr><w:rFonts w:hint="default" w:ascii="Times New Roman" w:hAnsi="Times New Roman" w:eastAsia="仿宋_GB2312" w:cs="Times New Roman"/><w:color w:val="auto"/><w:sz w:val="28"/><w:szCs w:val="28"/><w:lang w:val="en-US" w:eastAsia="zh-CN"/></w:rPr><w:t xml:space="preserve">  抄送：</w:t></w:r><w:r><w:rPr><w:rFonts w:hint="default" w:ascii="Times New Roman" w:hAnsi="Times New Roman" w:eastAsia="仿宋_GB2312" w:cs="Times New Roman"/><w:color w:val="auto"/><w:sz w:val="28"/><w:szCs w:val="28"/></w:rPr><w:t>{ccUnit}</w:t></w:r></w:p><w:p><w:pPr><w:keepNext w:val="0"/><w:keepLines w:val="0"/><w:pageBreakBefore w:val="0"/><w:widowControl w:val="0"/><w:pBdr><w:top w:val="single" w:color="auto" w:sz="8" w:space="1"/><w:left w:val="none" w:color="auto" w:sz="0" w:space="4"/><w:bottom w:val="single" w:color="auto" w:sz="12" w:space="1"/><w:right w:val="none" w:color="auto" w:sz="0" w:space="4"/><w:between w:val="none" w:color="auto" w:sz="0" w:space="0"/></w:pBdr><w:kinsoku/><w:wordWrap/><w:overflowPunct/><w:topLinePunct w:val="0"/><w:autoSpaceDE/><w:autoSpaceDN/><w:bidi w:val="0"/><w:adjustRightInd w:val="0"/><w:snapToGrid w:val="0"/><w:spacing w:line="500" w:lineRule="exact"/><w:ind w:left="0" w:leftChars="0" w:right="0" w:rightChars="0" w:firstLine="0" w:firstLineChars="0"/><w:jc w:val="both"/><w:textAlignment w:val="auto"/><w:outlineLvl w:val="9"/><w:rPr><w:rFonts w:hint="eastAsia"/><w:lang w:val="en-US" w:eastAsia="zh-CN"/></w:rPr><w:sectPr><w:pgSz w:w="11905" w:h="16838"/><w:pgMar w:top="2098" w:right="1474" w:bottom="1984" w:left="1587" w:header="0" w:footer="1417" w:gutter="0"/><w:pgNumType w:fmt="decimal"/><w:cols w:space="0" w:num="1"/><w:rtlGutter w:val="0"/><w:docGrid w:type="linesAndChars" w:linePitch="607" w:charSpace="-1024"/></w:sectPr></w:pPr><w:r><w:rPr><w:rFonts w:hint="default" w:ascii="Times New Roman" w:hAnsi="Times New Roman" w:eastAsia="仿宋_GB2312" w:cs="Times New Roman"/><w:color w:val="auto"/><w:sz w:val="28"/><w:szCs w:val="28"/></w:rPr><w:t xml:space="preserve"> </w:t></w:r><w:r><w:rPr><w:rFonts w:hint="eastAsia" w:ascii="Times New Roman" w:hAnsi="Times New Roman" w:eastAsia="仿宋_GB2312" w:cs="Times New Roman"/><w:color w:val="auto"/><w:sz w:val="28"/><w:szCs w:val="28"/><w:lang w:val="en-US" w:eastAsia="zh-CN"/></w:rPr><w:t xml:space="preserve"> </w:t></w:r><w:r><w:rPr><w:rFonts w:hint="eastAsia" w:ascii="Times New Roman" w:hAnsi="Times New Roman" w:eastAsia="仿宋_GB2312" w:cs="Times New Roman"/><w:i w:val="0"/><w:iCs w:val="0"/><w:color w:val="auto"/><w:sz w:val="28"/><w:szCs w:val="28"/><w:lang w:eastAsia="zh-CN"/></w:rPr><w:t>{auditOrg}</w:t></w:r><w:r><w:rPr><w:rFonts w:hint="default" w:ascii="Times New Roman" w:hAnsi="Times New Roman" w:eastAsia="仿宋_GB2312" w:cs="Times New Roman"/><w:color w:val="auto"/><w:sz w:val="28"/><w:szCs w:val="28"/><w:lang w:val="en-US" w:eastAsia="zh-CN"/></w:rPr><w:t xml:space="preserve">                  </w:t></w:r><w:r><w:rPr><w:rFonts w:hint="eastAsia" w:ascii="Times New Roman" w:hAnsi="Times New Roman" w:eastAsia="仿宋_GB2312" w:cs="Times New Roman"/><w:color w:val="auto"/><w:sz w:val="28"/><w:szCs w:val="28"/><w:lang w:val="en-US" w:eastAsia="zh-CN"/></w:rPr><w:t xml:space="preserve">          </w:t></w:r><w:r><w:rPr><w:rFonts w:hint="default" w:ascii="Times New Roman" w:hAnsi="Times New Roman" w:eastAsia="仿宋_GB2312" w:cs="Times New Roman"/><w:color w:val="auto"/><w:sz w:val="28"/><w:szCs w:val="28"/></w:rPr><w:t>{issuingOrg}                            {issueDate}印发</w:t></w:r></w:p><w:p><w:pPr><w:keepNext w:val="0"/><w:keepLines w:val="0"/><w:pageBreakBefore w:val="0"/><w:widowControl w:val="0"/><w:kinsoku/><w:wordWrap w:val="0"/><w:overflowPunct/><w:topLinePunct w:val="0"/><w:autoSpaceDE/><w:autoSpaceDN/><w:bidi w:val="0"/><w:adjustRightInd/><w:snapToGrid/><w:textAlignment w:val="auto"/></w:pPr></w:p><w:sectPr><w:pgSz w:w="11906" w:h="16838"/><w:pgMar w:top="1440" w:right="1800" w:bottom="1440" w:left="1800" w:header="851" w:footer="992" w:gutter="0"/><w:cols w:space="425" w:num="1"/><w:docGrid w:type="lines" w:linePitch="312" w:charSpace="0"/></w:sectPr></w:body></w:document>
+<w:document xmlns:wpc="http://schemas.microsoft.com/office/word/2010/wordprocessingCanvas" xmlns:mc="http://schemas.openxmlformats.org/markup-compatibility/2006" xmlns:o="urn:schemas-microsoft-com:office:office" xmlns:r="http://schemas.openxmlformats.org/officeDocument/2006/relationships" xmlns:m="http://schemas.openxmlformats.org/officeDocument/2006/math" xmlns:v="urn:schemas-microsoft-com:vml" xmlns:wp14="http://schemas.microsoft.com/office/word/2010/wordprocessingDrawing" xmlns:wp="http://schemas.openxmlformats.org/drawingml/2006/wordprocessingDrawing" xmlns:w="http://schemas.openxmlformats.org/wordprocessingml/2006/main" xmlns:w14="http://schemas.microsoft.com/office/word/2010/wordml" xmlns:w10="urn:schemas-microsoft-com:office:word" xmlns:w15="http://schemas.microsoft.com/office/word/2012/wordml" xmlns:wpg="http://schemas.microsoft.com/office/word/2010/wordprocessingGroup" xmlns:wpi="http://schemas.microsoft.com/office/word/2010/wordprocessingInk" xmlns:wne="http://schemas.microsoft.com/office/word/2006/wordml" xmlns:wps="http://schemas.microsoft.com/office/word/2010/wordprocessingShape" xmlns:wpsCustomData="http://www.wps.cn/officeDocument/2013/wpsCustomData" mc:Ignorable="w14 w15 wp14"><w:body><w:p><w:pPr><w:keepNext w:val="0"/><w:keepLines w:val="0"/><w:pageBreakBefore w:val="0"/><w:widowControl w:val="0"/><w:kinsoku/><w:wordWrap/><w:overflowPunct/><w:topLinePunct w:val="0"/><w:autoSpaceDE/><w:autoSpaceDN/><w:bidi w:val="0"/><w:adjustRightInd w:val="0"/><w:snapToGrid w:val="0"/><w:spacing w:line="579" w:lineRule="exact"/><w:textAlignment w:val="auto"/><w:rPr><w:rFonts w:hint="default" w:ascii="Times New Roman" w:hAnsi="Times New Roman" w:eastAsia="黑体" w:cs="Times New Roman"/><w:color w:val="auto"/><w:sz w:val="32"/><w:lang w:eastAsia="zh-CN"/></w:rPr></w:pPr></w:p><w:p><w:pPr><w:pStyle w:val="6"/><w:keepNext w:val="0"/><w:keepLines w:val="0"/><w:pageBreakBefore w:val="0"/><w:widowControl w:val="0"/><w:kinsoku/><w:wordWrap/><w:overflowPunct/><w:topLinePunct w:val="0"/><w:autoSpaceDE/><w:autoSpaceDN/><w:bidi w:val="0"/><w:adjustRightInd w:val="0"/><w:snapToGrid w:val="0"/><w:spacing w:line="579" w:lineRule="exact"/><w:jc w:val="center"/><w:textAlignment w:val="auto"/><w:rPr><w:rFonts w:hint="default" w:ascii="Times New Roman" w:hAnsi="Times New Roman" w:cs="Times New Roman"/><w:color w:val="auto"/></w:rPr></w:pPr><w:bookmarkStart w:id="0" w:name="_GoBack"/><w:bookmarkEnd w:id="0"/><w:r><w:rPr><w:rFonts w:hint="default" w:ascii="Times New Roman" w:hAnsi="Times New Roman" w:cs="Times New Roman"/><w:color w:val="auto"/></w:rPr><w:t>{documentNumber}</w:t></w:r></w:p><w:p><w:pPr><w:keepNext w:val="0"/><w:keepLines w:val="0"/><w:pageBreakBefore w:val="0"/><w:widowControl w:val="0"/><w:kinsoku/><w:wordWrap/><w:overflowPunct/><w:topLinePunct w:val="0"/><w:autoSpaceDE/><w:autoSpaceDN/><w:bidi w:val="0"/><w:adjustRightInd/><w:snapToGrid/><w:spacing w:before="101" w:line="580" w:lineRule="exact"/><w:jc w:val="center"/><w:textAlignment w:val="auto"/><w:rPr><w:rFonts w:hint="eastAsia" w:ascii="方正小标宋简体" w:hAnsi="方正小标宋简体" w:eastAsia="方正小标宋简体" w:cs="方正小标宋简体"/><w:b w:val="0"/><w:bCs w:val="0"/><w:i w:val="0"/><w:iCs w:val="0"/><w:sz w:val="44"/><w:szCs w:val="44"/></w:rPr></w:pPr><w:r><w:rPr><w:rFonts w:hint="eastAsia" w:ascii="方正小标宋简体" w:hAnsi="方正小标宋简体" w:eastAsia="方正小标宋简体" w:cs="方正小标宋简体"/><w:b w:val="0"/><w:bCs w:val="0"/><w:spacing w:val="-7"/><w:sz w:val="44"/><w:szCs w:val="44"/><w:lang w:val="en-US" w:eastAsia="zh-CN"/></w:rPr><w:t>{auditOrg}</w:t></w:r><w:r><w:rPr><w:rFonts w:hint="eastAsia" w:ascii="方正小标宋简体" w:hAnsi="方正小标宋简体" w:eastAsia="方正小标宋简体" w:cs="方正小标宋简体"/><w:b w:val="0"/><w:bCs w:val="0"/><w:spacing w:val="-7"/><w:sz w:val="44"/><w:szCs w:val="44"/></w:rPr><w:t>关于</w:t></w:r><w:r><w:rPr><w:rFonts w:hint="eastAsia" w:ascii="方正小标宋简体" w:hAnsi="方正小标宋简体" w:eastAsia="方正小标宋简体" w:cs="方正小标宋简体"/><w:b w:val="0"/><w:bCs w:val="0"/><w:spacing w:val="-7"/><w:sz w:val="44"/><w:szCs w:val="44"/></w:rPr><w:br w:type="textWrapping"/></w:r><w:r><w:rPr><w:rFonts w:hint="eastAsia" w:ascii="方正小标宋简体" w:hAnsi="方正小标宋简体" w:eastAsia="方正小标宋简体" w:cs="方正小标宋简体"/><w:b w:val="0"/><w:bCs w:val="0"/><w:spacing w:val="-7"/><w:sz w:val="44"/><w:szCs w:val="44"/><w:lang w:val="en-US" w:eastAsia="zh-CN"/></w:rPr><w:t>开展{auditedUnit}</w:t></w:r><w:r><w:rPr><w:rFonts w:hint="eastAsia" w:ascii="方正小标宋简体" w:hAnsi="方正小标宋简体" w:eastAsia="方正小标宋简体" w:cs="方正小标宋简体"/><w:b w:val="0"/><w:bCs w:val="0"/><w:i w:val="0"/><w:iCs w:val="0"/><w:spacing w:val="-7"/><w:sz w:val="44"/><w:szCs w:val="44"/><w:lang w:val="en-US" w:eastAsia="zh-CN"/></w:rPr><w:t></w:t></w:r><w:r><w:rPr><w:rFonts w:hint="eastAsia" w:ascii="方正小标宋简体" w:hAnsi="方正小标宋简体" w:eastAsia="方正小标宋简体" w:cs="方正小标宋简体"/><w:b w:val="0"/><w:bCs w:val="0"/><w:spacing w:val="-7"/><w:sz w:val="44"/><w:szCs w:val="44"/><w:lang w:val="en-US" w:eastAsia="zh-CN"/></w:rPr><w:t>部门预算执行情况的通知</w:t></w:r></w:p><w:p><w:pPr><w:keepNext w:val="0"/><w:keepLines w:val="0"/><w:pageBreakBefore w:val="0"/><w:widowControl w:val="0"/><w:kinsoku/><w:wordWrap/><w:overflowPunct/><w:topLinePunct w:val="0"/><w:autoSpaceDE/><w:autoSpaceDN/><w:bidi w:val="0"/><w:adjustRightInd/><w:snapToGrid/><w:spacing w:line="560" w:lineRule="exact"/><w:textAlignment w:val="auto"/><w:rPr><w:rFonts w:ascii="Arial"/><w:sz w:val="21"/></w:rPr></w:pPr></w:p><w:p><w:pPr><w:pStyle w:val="5"/><w:keepNext w:val="0"/><w:keepLines w:val="0"/><w:pageBreakBefore w:val="0"/><w:widowControl w:val="0"/><w:kinsoku/><w:wordWrap/><w:overflowPunct/><w:topLinePunct w:val="0"/><w:autoSpaceDE/><w:autoSpaceDN/><w:bidi w:val="0"/><w:adjustRightInd/><w:snapToGrid/><w:spacing w:line="240" w:lineRule="auto"/><w:textAlignment w:val="auto"/><w:rPr><w:rFonts w:hint="eastAsia" w:ascii="仿宋_GB2312" w:hAnsi="仿宋_GB2312" w:eastAsia="仿宋_GB2312" w:cs="仿宋_GB2312"/><w:spacing w:val="-5"/><w:sz w:val="32"/><w:szCs w:val="32"/></w:rPr></w:pPr><w:r><w:rPr><w:rFonts w:hint="eastAsia" w:ascii="仿宋_GB2312" w:hAnsi="仿宋_GB2312" w:eastAsia="仿宋_GB2312" w:cs="仿宋_GB2312"/><w:spacing w:val="-5"/><w:sz w:val="32"/><w:szCs w:val="32"/></w:rPr><w:t>{auditedUnit}：</w:t></w:r></w:p><w:p><w:pPr><w:pStyle w:val="5"/><w:keepNext w:val="0"/><w:keepLines w:val="0"/><w:pageBreakBefore w:val="0"/><w:widowControl w:val="0"/><w:kinsoku/><w:wordWrap/><w:overflowPunct/><w:topLinePunct w:val="0"/><w:autoSpaceDE/><w:autoSpaceDN/><w:bidi w:val="0"/><w:adjustRightInd/><w:snapToGrid/><w:spacing w:line="240" w:lineRule="auto"/><w:ind w:firstLine="612" w:firstLineChars="200"/><w:textAlignment w:val="auto"/><w:rPr><w:rFonts w:hint="eastAsia" w:ascii="仿宋_GB2312" w:hAnsi="仿宋_GB2312" w:eastAsia="仿宋_GB2312" w:cs="仿宋_GB2312"/><w:spacing w:val="-5"/><w:sz w:val="32"/><w:szCs w:val="32"/></w:rPr></w:pPr><w:r><w:rPr><w:rFonts w:hint="eastAsia" w:ascii="仿宋_GB2312" w:hAnsi="仿宋_GB2312" w:eastAsia="仿宋_GB2312" w:cs="仿宋_GB2312"/><w:spacing w:val="-5"/><w:sz w:val="32"/><w:szCs w:val="32"/></w:rPr><w:t>根据《中华人民共和国审计法》第十八条、第二十一条的规定，{auditOrg}</w:t></w:r><w:r><w:rPr><w:rFonts w:hint="eastAsia" w:ascii="仿宋_GB2312" w:hAnsi="仿宋_GB2312" w:eastAsia="仿宋_GB2312" w:cs="仿宋_GB2312"/><w:spacing w:val="-5"/><w:sz w:val="32"/><w:szCs w:val="32"/><w:lang w:val="en-US" w:eastAsia="zh-CN"/></w:rPr><w:t></w:t></w:r><w:r><w:rPr><w:rFonts w:hint="eastAsia" w:ascii="仿宋_GB2312" w:hAnsi="仿宋_GB2312" w:eastAsia="仿宋_GB2312" w:cs="仿宋_GB2312"/><w:spacing w:val="-5"/><w:sz w:val="32"/><w:szCs w:val="32"/></w:rPr><w:t>派出审计组，自{auditStartDate}起，对你单位{auditYear}年度部门预算执行情况进行审计，必要时将追溯到相关年度或者延伸审计有关单位。请予以配合，并提供有关资料（包括电子数据资料）和必要的工作条件。{auditedUnit}负责人应当对所提供资料的及时性、真实性和完整性负责，并作出书面承诺。</w:t></w:r></w:p><w:p><w:pPr><w:pStyle w:val="5"/><w:keepNext w:val="0"/><w:keepLines w:val="0"/><w:pageBreakBefore w:val="0"/><w:widowControl w:val="0"/><w:kinsoku/><w:wordWrap/><w:overflowPunct/><w:topLinePunct w:val="0"/><w:autoSpaceDE/><w:autoSpaceDN/><w:bidi w:val="0"/><w:adjustRightInd/><w:snapToGrid/><w:spacing w:line="240" w:lineRule="auto"/><w:ind w:firstLine="612" w:firstLineChars="200"/><w:textAlignment w:val="auto"/><w:rPr><w:rFonts w:hint="eastAsia" w:ascii="仿宋_GB2312" w:hAnsi="仿宋_GB2312" w:eastAsia="仿宋_GB2312" w:cs="仿宋_GB2312"/><w:spacing w:val="-5"/><w:sz w:val="32"/><w:szCs w:val="32"/></w:rPr></w:pPr><w:r><w:rPr><w:rFonts w:hint="eastAsia" w:ascii="仿宋_GB2312" w:hAnsi="仿宋_GB2312" w:eastAsia="仿宋_GB2312" w:cs="仿宋_GB2312"/><w:spacing w:val="-5"/><w:sz w:val="32"/><w:szCs w:val="32"/></w:rPr><w:t>审计组由{auditOrg}</w:t></w:r><w:r><w:rPr><w:rFonts w:hint="eastAsia" w:ascii="仿宋_GB2312" w:hAnsi="仿宋_GB2312" w:eastAsia="仿宋_GB2312" w:cs="仿宋_GB2312"/><w:spacing w:val="-5"/><w:sz w:val="32"/><w:szCs w:val="32"/><w:lang w:val="en-US" w:eastAsia="zh-CN"/></w:rPr><w:t></w:t></w:r><w:r><w:rPr><w:rFonts w:hint="eastAsia" w:ascii="仿宋_GB2312" w:hAnsi="仿宋_GB2312" w:eastAsia="仿宋_GB2312" w:cs="仿宋_GB2312"/><w:spacing w:val="-5"/><w:sz w:val="32"/><w:szCs w:val="32"/></w:rPr><w:t>人员组成，审计组组长由{teamLeader}担任，副组长由{teamDeputyLeader}担任，成员包括{teamMembers}</w:t></w:r></w:p><w:p><w:pPr><w:pStyle w:val="5"/><w:keepNext w:val="0"/><w:keepLines w:val="0"/><w:pageBreakBefore w:val="0"/><w:widowControl w:val="0"/><w:kinsoku/><w:wordWrap/><w:overflowPunct/><w:topLinePunct w:val="0"/><w:autoSpaceDE/><w:autoSpaceDN/><w:bidi w:val="0"/><w:adjustRightInd/><w:snapToGrid/><w:spacing w:before="129" w:line="540" w:lineRule="exact"/><w:ind w:left="214" w:right="72" w:firstLine="475"/><w:textAlignment w:val="auto"/><w:rPr><w:rFonts w:hint="eastAsia" w:ascii="仿宋_GB2312" w:hAnsi="仿宋_GB2312" w:eastAsia="仿宋_GB2312" w:cs="仿宋_GB2312"/><w:spacing w:val="10"/><w:sz w:val="32"/><w:szCs w:val="32"/></w:rPr></w:pPr></w:p><w:p><w:pPr><w:pStyle w:val="5"/><w:keepNext w:val="0"/><w:keepLines w:val="0"/><w:pageBreakBefore w:val="0"/><w:widowControl w:val="0"/><w:kinsoku/><w:wordWrap/><w:overflowPunct/><w:topLinePunct w:val="0"/><w:autoSpaceDE/><w:autoSpaceDN/><w:bidi w:val="0"/><w:adjustRightInd/><w:snapToGrid/><w:spacing w:line="240" w:lineRule="auto"/><w:ind w:firstLine="612" w:firstLineChars="200"/><w:textAlignment w:val="auto"/><w:rPr><w:rFonts w:hint="eastAsia" w:ascii="仿宋_GB2312" w:hAnsi="仿宋_GB2312" w:eastAsia="仿宋_GB2312" w:cs="仿宋_GB2312"/><w:spacing w:val="-5"/><w:sz w:val="32"/><w:szCs w:val="32"/></w:rPr></w:pPr><w:r><w:rPr><w:rFonts w:hint="eastAsia" w:ascii="仿宋_GB2312" w:hAnsi="仿宋_GB2312" w:eastAsia="仿宋_GB2312" w:cs="仿宋_GB2312"/><w:spacing w:val="-5"/><w:sz w:val="32"/><w:szCs w:val="32"/></w:rPr><w:t>附件：{content}</w:t></w:r></w:p><w:p><w:pPr><w:keepNext w:val="0"/><w:keepLines w:val="0"/><w:pageBreakBefore w:val="0"/><w:widowControl w:val="0"/><w:kinsoku/><w:wordWrap/><w:overflowPunct/><w:topLinePunct w:val="0"/><w:autoSpaceDE/><w:autoSpaceDN/><w:bidi w:val="0"/><w:adjustRightInd/><w:snapToGrid/><w:spacing w:line="540" w:lineRule="exact"/><w:textAlignment w:val="auto"/><w:rPr><w:rFonts w:ascii="Arial"/><w:sz w:val="21"/></w:rPr></w:pPr></w:p><w:p><w:pPr><w:pStyle w:val="5"/><w:keepNext w:val="0"/><w:keepLines w:val="0"/><w:pageBreakBefore w:val="0"/><w:widowControl w:val="0"/><w:kinsoku/><w:wordWrap/><w:overflowPunct/><w:topLinePunct w:val="0"/><w:autoSpaceDE/><w:autoSpaceDN/><w:bidi w:val="0"/><w:adjustRightInd/><w:snapToGrid/><w:spacing w:before="132" w:line="540" w:lineRule="exact"/><w:ind w:firstLine="5738" w:firstLineChars="1900"/><w:textAlignment w:val="auto"/><w:rPr><w:rFonts w:hint="eastAsia" w:ascii="仿宋_GB2312" w:hAnsi="仿宋_GB2312" w:eastAsia="仿宋_GB2312" w:cs="仿宋_GB2312"/><w:b w:val="0"/><w:bCs w:val="0"/><w:spacing w:val="-7"/><w:sz w:val="32"/><w:szCs w:val="32"/><w:lang w:val="en-US" w:eastAsia="zh-CN"/></w:rPr></w:pPr><w:r><w:rPr><w:rFonts w:hint="eastAsia" w:ascii="仿宋_GB2312" w:hAnsi="仿宋_GB2312" w:eastAsia="仿宋_GB2312" w:cs="仿宋_GB2312"/><w:b w:val="0"/><w:bCs w:val="0"/><w:spacing w:val="-7"/><w:sz w:val="32"/><w:szCs w:val="32"/><w:lang w:val="en-US" w:eastAsia="zh-CN"/></w:rPr><w:t>{auditOrg}</w:t></w:r></w:p><w:p><w:pPr><w:pStyle w:val="5"/><w:keepNext w:val="0"/><w:keepLines w:val="0"/><w:pageBreakBefore w:val="0"/><w:widowControl w:val="0"/><w:kinsoku/><w:wordWrap/><w:overflowPunct/><w:topLinePunct w:val="0"/><w:autoSpaceDE/><w:autoSpaceDN/><w:bidi w:val="0"/><w:adjustRightInd/><w:snapToGrid/><w:spacing w:before="132" w:line="540" w:lineRule="exact"/><w:ind w:firstLine="5814" w:firstLineChars="1900"/><w:textAlignment w:val="auto"/><w:rPr><w:rFonts w:hint="eastAsia" w:ascii="仿宋_GB2312" w:hAnsi="仿宋_GB2312" w:cs="仿宋_GB2312"/><w:spacing w:val="11"/><w:sz w:val="32"/><w:szCs w:val="32"/><w:lang w:val="en-US" w:eastAsia="zh-CN"/></w:rPr></w:pPr><w:r><w:rPr><w:r><w:rPr><w:rFonts w:hint="eastAsia" w:ascii="仿宋_GB2312" w:hAnsi="仿宋_GB2312" w:eastAsia="仿宋_GB2312" w:cs="仿宋_GB2312"/><w:spacing w:val="11"/><w:sz w:val="32"/><w:szCs w:val="32"/></w:rPr><w:t>{issueDate}</w:t></w:r><w:r><w:rPr><w:rFonts w:hint="eastAsia" w:ascii="仿宋_GB2312" w:hAnsi="仿宋_GB2312" w:cs="仿宋_GB2312"/><w:spacing w:val="11"/><w:sz w:val="32"/><w:szCs w:val="32"/><w:lang w:val="en-US" w:eastAsia="zh-CN"/></w:rPr><w:t></w:t></w:r></w:p><w:p><w:pPr><w:rPr><w:rFonts w:hint="eastAsia" w:ascii="仿宋_GB2312" w:hAnsi="仿宋_GB2312" w:cs="仿宋_GB2312"/><w:spacing w:val="11"/><w:sz w:val="32"/><w:szCs w:val="32"/><w:lang w:val="en-US" w:eastAsia="zh-CN"/></w:rPr></w:pPr></w:p><w:p><w:pPr><w:pStyle w:val="2"/><w:rPr><w:rFonts w:hint="eastAsia" w:ascii="仿宋_GB2312" w:hAnsi="仿宋_GB2312" w:cs="仿宋_GB2312"/><w:spacing w:val="11"/><w:sz w:val="32"/><w:szCs w:val="32"/><w:lang w:val="en-US" w:eastAsia="zh-CN"/></w:rPr></w:pPr></w:p><w:p><w:pPr><w:pStyle w:val="3"/><w:rPr><w:rFonts w:hint="eastAsia" w:ascii="仿宋_GB2312" w:hAnsi="仿宋_GB2312" w:cs="仿宋_GB2312"/><w:spacing w:val="11"/><w:sz w:val="32"/><w:szCs w:val="32"/><w:lang w:val="en-US" w:eastAsia="zh-CN"/></w:rPr></w:pPr></w:p><w:p><w:pPr><w:rPr><w:rFonts w:hint="eastAsia" w:ascii="仿宋_GB2312" w:hAnsi="仿宋_GB2312" w:cs="仿宋_GB2312"/><w:spacing w:val="11"/><w:sz w:val="32"/><w:szCs w:val="32"/><w:lang w:val="en-US" w:eastAsia="zh-CN"/></w:rPr></w:pPr></w:p><w:p><w:pPr><w:pStyle w:val="2"/><w:rPr><w:rFonts w:hint="eastAsia" w:ascii="仿宋_GB2312" w:hAnsi="仿宋_GB2312" w:cs="仿宋_GB2312"/><w:spacing w:val="11"/><w:sz w:val="32"/><w:szCs w:val="32"/><w:lang w:val="en-US" w:eastAsia="zh-CN"/></w:rPr></w:pPr></w:p><w:p><w:pPr><w:pStyle w:val="3"/><w:rPr><w:rFonts w:hint="eastAsia" w:ascii="仿宋_GB2312" w:hAnsi="仿宋_GB2312" w:cs="仿宋_GB2312"/><w:spacing w:val="11"/><w:sz w:val="32"/><w:szCs w:val="32"/><w:lang w:val="en-US" w:eastAsia="zh-CN"/></w:rPr></w:pPr></w:p><w:p><w:pPr><w:rPr><w:rFonts w:hint="eastAsia" w:ascii="仿宋_GB2312" w:hAnsi="仿宋_GB2312" w:cs="仿宋_GB2312"/><w:spacing w:val="11"/><w:sz w:val="32"/><w:szCs w:val="32"/><w:lang w:val="en-US" w:eastAsia="zh-CN"/></w:rPr></w:pPr></w:p><w:p><w:pPr><w:pStyle w:val="2"/><w:rPr><w:rFonts w:hint="eastAsia" w:ascii="仿宋_GB2312" w:hAnsi="仿宋_GB2312" w:cs="仿宋_GB2312"/><w:spacing w:val="11"/><w:sz w:val="32"/><w:szCs w:val="32"/><w:lang w:val="en-US" w:eastAsia="zh-CN"/></w:rPr></w:pPr></w:p><w:p><w:pPr><w:pStyle w:val="3"/><w:rPr><w:rFonts w:hint="eastAsia" w:ascii="仿宋_GB2312" w:hAnsi="仿宋_GB2312" w:cs="仿宋_GB2312"/><w:spacing w:val="11"/><w:sz w:val="32"/><w:szCs w:val="32"/><w:lang w:val="en-US" w:eastAsia="zh-CN"/></w:rPr></w:pPr></w:p><w:p><w:pPr><w:rPr><w:rFonts w:hint="eastAsia" w:ascii="仿宋_GB2312" w:hAnsi="仿宋_GB2312" w:cs="仿宋_GB2312"/><w:spacing w:val="11"/><w:sz w:val="32"/><w:szCs w:val="32"/><w:lang w:val="en-US" w:eastAsia="zh-CN"/></w:rPr></w:pPr></w:p><w:p><w:pPr><w:pStyle w:val="2"/><w:rPr><w:rFonts w:hint="eastAsia" w:ascii="仿宋_GB2312" w:hAnsi="仿宋_GB2312" w:cs="仿宋_GB2312"/><w:spacing w:val="11"/><w:sz w:val="32"/><w:szCs w:val="32"/><w:lang w:val="en-US" w:eastAsia="zh-CN"/></w:rPr></w:pPr></w:p><w:p><w:pPr><w:pStyle w:val="3"/><w:rPr><w:rFonts w:hint="eastAsia" w:ascii="仿宋_GB2312" w:hAnsi="仿宋_GB2312" w:cs="仿宋_GB2312"/><w:spacing w:val="11"/><w:sz w:val="32"/><w:szCs w:val="32"/><w:lang w:val="en-US" w:eastAsia="zh-CN"/></w:rPr></w:pPr></w:p><w:p><w:pPr><w:rPr><w:rFonts w:hint="eastAsia" w:ascii="仿宋_GB2312" w:hAnsi="仿宋_GB2312" w:cs="仿宋_GB2312"/><w:spacing w:val="11"/><w:sz w:val="32"/><w:szCs w:val="32"/><w:lang w:val="en-US" w:eastAsia="zh-CN"/></w:rPr></w:pPr></w:p><w:p><w:pPr><w:pStyle w:val="2"/><w:rPr><w:rFonts w:hint="eastAsia"/><w:lang w:val="en-US" w:eastAsia="zh-CN"/></w:rPr></w:pPr></w:p><w:p><w:pPr><w:keepNext w:val="0"/><w:keepLines w:val="0"/><w:pageBreakBefore w:val="0"/><w:widowControl w:val="0"/><w:pBdr><w:top w:val="single" w:color="auto" w:sz="12" w:space="1"/><w:left w:val="none" w:color="auto" w:sz="0" w:space="4"/><w:bottom w:val="none" w:color="auto" w:sz="0" w:space="1"/><w:right w:val="none" w:color="auto" w:sz="0" w:space="4"/><w:between w:val="none" w:color="auto" w:sz="0" w:space="0"/></w:pBdr><w:kinsoku/><w:wordWrap/><w:overflowPunct/><w:topLinePunct w:val="0"/><w:autoSpaceDE/><w:autoSpaceDN/><w:bidi w:val="0"/><w:adjustRightInd w:val="0"/><w:snapToGrid w:val="0"/><w:spacing w:line="500" w:lineRule="exact"/><w:ind w:left="0" w:leftChars="0" w:right="0" w:rightChars="0" w:firstLine="0" w:firstLineChars="0"/><w:jc w:val="both"/><w:textAlignment w:val="auto"/><w:outlineLvl w:val="9"/><w:rPr><w:rFonts w:hint="default" w:ascii="Times New Roman" w:hAnsi="Times New Roman" w:eastAsia="仿宋_GB2312" w:cs="Times New Roman"/><w:color w:val="auto"/><w:sz w:val="28"/><w:szCs w:val="28"/><w:lang w:val="en-US" w:eastAsia="zh-CN"/></w:rPr></w:pPr><w:r><w:rPr><w:rFonts w:hint="default" w:ascii="Times New Roman" w:hAnsi="Times New Roman" w:eastAsia="仿宋_GB2312" w:cs="Times New Roman"/><w:color w:val="auto"/><w:sz w:val="28"/><w:szCs w:val="28"/><w:lang w:val="en-US" w:eastAsia="zh-CN"/></w:rPr><w:t xml:space="preserve">  抄送：</w:t></w:r><w:r><w:rPr><w:rFonts w:hint="default" w:ascii="Times New Roman" w:hAnsi="Times New Roman" w:eastAsia="仿宋_GB2312" w:cs="Times New Roman"/><w:color w:val="auto"/><w:sz w:val="28"/><w:szCs w:val="28"/></w:rPr><w:t>{ccUnit}</w:t></w:r></w:p><w:p><w:pPr><w:keepNext w:val="0"/><w:keepLines w:val="0"/><w:pageBreakBefore w:val="0"/><w:widowControl w:val="0"/><w:pBdr><w:top w:val="single" w:color="auto" w:sz="8" w:space="1"/><w:left w:val="none" w:color="auto" w:sz="0" w:space="4"/><w:bottom w:val="single" w:color="auto" w:sz="12" w:space="1"/><w:right w:val="none" w:color="auto" w:sz="0" w:space="4"/><w:between w:val="none" w:color="auto" w:sz="0" w:space="0"/></w:pBdr><w:kinsoku/><w:wordWrap/><w:overflowPunct/><w:topLinePunct w:val="0"/><w:autoSpaceDE/><w:autoSpaceDN/><w:bidi w:val="0"/><w:adjustRightInd w:val="0"/><w:snapToGrid w:val="0"/><w:spacing w:line="500" w:lineRule="exact"/><w:ind w:left="0" w:leftChars="0" w:right="0" w:rightChars="0" w:firstLine="0" w:firstLineChars="0"/><w:jc w:val="both"/><w:textAlignment w:val="auto"/><w:outlineLvl w:val="9"/><w:rPr><w:rFonts w:hint="eastAsia"/><w:lang w:val="en-US" w:eastAsia="zh-CN"/></w:rPr><w:sectPr><w:pgSz w:w="11905" w:h="16838"/><w:pgMar w:top="2098" w:right="1474" w:bottom="1984" w:left="1587" w:header="0" w:footer="1417" w:gutter="0"/><w:pgNumType w:fmt="decimal"/><w:cols w:space="0" w:num="1"/><w:rtlGutter w:val="0"/><w:docGrid w:type="linesAndChars" w:linePitch="607" w:charSpace="-1024"/></w:sectPr></w:pPr><w:r><w:rPr><w:rFonts w:hint="default" w:ascii="Times New Roman" w:hAnsi="Times New Roman" w:eastAsia="仿宋_GB2312" w:cs="Times New Roman"/><w:color w:val="auto"/><w:sz w:val="28"/><w:szCs w:val="28"/></w:rPr><w:t xml:space="preserve"> </w:t></w:r><w:r><w:rPr><w:rFonts w:hint="eastAsia" w:ascii="Times New Roman" w:hAnsi="Times New Roman" w:eastAsia="仿宋_GB2312" w:cs="Times New Roman"/><w:color w:val="auto"/><w:sz w:val="28"/><w:szCs w:val="28"/><w:lang w:val="en-US" w:eastAsia="zh-CN"/></w:rPr><w:t xml:space="preserve"> </w:t></w:r><w:r><w:rPr><w:rFonts w:hint="eastAsia" w:ascii="Times New Roman" w:hAnsi="Times New Roman" w:eastAsia="仿宋_GB2312" w:cs="Times New Roman"/><w:i w:val="0"/><w:iCs w:val="0"/><w:color w:val="auto"/><w:sz w:val="28"/><w:szCs w:val="28"/><w:lang w:eastAsia="zh-CN"/></w:rPr><w:t>{auditOrg}</w:t></w:r><w:r><w:rPr><w:rFonts w:hint="default" w:ascii="Times New Roman" w:hAnsi="Times New Roman" w:eastAsia="仿宋_GB2312" w:cs="Times New Roman"/><w:color w:val="auto"/><w:sz w:val="28"/><w:szCs w:val="28"/><w:lang w:val="en-US" w:eastAsia="zh-CN"/></w:rPr><w:t xml:space="preserve">                  </w:t></w:r><w:r><w:rPr><w:rFonts w:hint="eastAsia" w:ascii="Times New Roman" w:hAnsi="Times New Roman" w:eastAsia="仿宋_GB2312" w:cs="Times New Roman"/><w:color w:val="auto"/><w:sz w:val="28"/><w:szCs w:val="28"/><w:lang w:val="en-US" w:eastAsia="zh-CN"/></w:rPr><w:t xml:space="preserve">          </w:t></w:r><w:r><w:rPr><w:rFonts w:hint="default" w:ascii="Times New Roman" w:hAnsi="Times New Roman" w:eastAsia="仿宋_GB2312" w:cs="Times New Roman"/><w:color w:val="auto"/><w:sz w:val="28"/><w:szCs w:val="28"/></w:rPr><w:t>{issuingOrg}                            {issueDate}印发</w:t></w:r></w:p><w:p><w:pPr><w:keepNext w:val="0"/><w:keepLines w:val="0"/><w:pageBreakBefore w:val="0"/><w:widowControl w:val="0"/><w:kinsoku/><w:wordWrap w:val="0"/><w:overflowPunct/><w:topLinePunct w:val="0"/><w:autoSpaceDE/><w:autoSpaceDN/><w:bidi w:val="0"/><w:adjustRightInd/><w:snapToGrid/><w:textAlignment w:val="auto"/></w:pPr></w:p><w:sectPr><w:pgSz w:w="11906" w:h="16838"/><w:pgMar w:top="1440" w:right="1800" w:bottom="1440" w:left="1800" w:header="851" w:footer="992" w:gutter="0"/><w:cols w:space="425" w:num="1"/><w:docGrid w:type="lines" w:linePitch="312" w:charSpace="0"/></w:sectPr></w:body></w:document>
 </file>
 
 <file path=word/styles.xml><?xml version="1.0" encoding="utf-8"?>
